--- a/docs/plans/PLAN-adb-app-status-reboot-api-2026-08-24/steps/STEP-3.3-ux-ui-reviewer.docx
+++ b/docs/plans/PLAN-adb-app-status-reboot-api-2026-08-24/steps/STEP-3.3-ux-ui-reviewer.docx
@@ -62,7 +62,7 @@
         <w:rPr>
           <w:sz w:val="21"/>
         </w:rPr>
-        <w:t>completed_at: 2026-08-24 22:58</w:t>
+        <w:t>completed_at: 2026-08-24 23:09 (re-check)</w:t>
       </w:r>
     </w:p>
     <w:p>
@@ -823,6 +823,346 @@
     </w:p>
     <w:p>
       <w:pPr>
+        <w:pStyle w:val="Heading3"/>
+        <w:spacing w:before="160" w:after="60"/>
+      </w:pPr>
+      <w:r>
+        <w:rPr>
+          <w:color w:val="4A3F8C"/>
+          <w:sz w:val="24"/>
+        </w:rPr>
+        <w:t>Re-check (2026-08-24 23:09) — verify fix commit 23838dc</w:t>
+      </w:r>
+    </w:p>
+    <w:p>
+      <w:pPr>
+        <w:pStyle w:val="ListBullet"/>
+        <w:spacing w:after="20"/>
+        <w:ind w:left="283"/>
+      </w:pPr>
+      <w:r>
+        <w:rPr>
+          <w:sz w:val="21"/>
+        </w:rPr>
+        <w:t xml:space="preserve">Đọc </w:t>
+      </w:r>
+      <w:r>
+        <w:rPr>
+          <w:rFonts w:ascii="Courier New" w:hAnsi="Courier New"/>
+          <w:color w:val="F05922"/>
+          <w:sz w:val="21"/>
+        </w:rPr>
+        <w:t>git show 23838dc</w:t>
+      </w:r>
+      <w:r>
+        <w:rPr>
+          <w:sz w:val="21"/>
+        </w:rPr>
+        <w:t xml:space="preserve"> — xác nhận đúng scope 3 fix (Index.cshtml, dashboard.css, dashboard.js).</w:t>
+      </w:r>
+    </w:p>
+    <w:p>
+      <w:pPr>
+        <w:pStyle w:val="ListBullet"/>
+        <w:spacing w:after="20"/>
+        <w:ind w:left="283"/>
+      </w:pPr>
+      <w:r>
+        <w:rPr>
+          <w:sz w:val="21"/>
+        </w:rPr>
+        <w:t xml:space="preserve">Chạy lại app: </w:t>
+      </w:r>
+      <w:r>
+        <w:rPr>
+          <w:rFonts w:ascii="Courier New" w:hAnsi="Courier New"/>
+          <w:color w:val="F05922"/>
+          <w:sz w:val="21"/>
+        </w:rPr>
+        <w:t>dotnet run --urls http://localhost:5099</w:t>
+      </w:r>
+      <w:r>
+        <w:rPr>
+          <w:sz w:val="21"/>
+        </w:rPr>
+        <w:t xml:space="preserve"> (HTTP 200 OK).</w:t>
+      </w:r>
+    </w:p>
+    <w:p>
+      <w:pPr>
+        <w:pStyle w:val="ListBullet"/>
+        <w:spacing w:after="20"/>
+        <w:ind w:left="283"/>
+      </w:pPr>
+      <w:r>
+        <w:rPr>
+          <w:sz w:val="21"/>
+        </w:rPr>
+        <w:t xml:space="preserve">Playwright Python: </w:t>
+      </w:r>
+      <w:r>
+        <w:rPr>
+          <w:rFonts w:ascii="Courier New" w:hAnsi="Courier New"/>
+          <w:color w:val="F05922"/>
+          <w:sz w:val="21"/>
+        </w:rPr>
+        <w:t>getComputedStyle</w:t>
+      </w:r>
+      <w:r>
+        <w:rPr>
+          <w:sz w:val="21"/>
+        </w:rPr>
+        <w:t xml:space="preserve"> đo màu trực tiếp từ DOM thật:</w:t>
+      </w:r>
+    </w:p>
+    <w:p>
+      <w:pPr>
+        <w:pStyle w:val="ListBullet"/>
+        <w:spacing w:after="20"/>
+        <w:ind w:left="567"/>
+      </w:pPr>
+      <w:r>
+        <w:rPr>
+          <w:sz w:val="21"/>
+        </w:rPr>
+        <w:t xml:space="preserve">UI-001 RESOLVED: </w:t>
+      </w:r>
+      <w:r>
+        <w:rPr>
+          <w:rFonts w:ascii="Courier New" w:hAnsi="Courier New"/>
+          <w:color w:val="F05922"/>
+          <w:sz w:val="21"/>
+        </w:rPr>
+        <w:t>btn-check-app-status</w:t>
+      </w:r>
+      <w:r>
+        <w:rPr>
+          <w:sz w:val="21"/>
+        </w:rPr>
+        <w:t xml:space="preserve"> → </w:t>
+      </w:r>
+      <w:r>
+        <w:rPr>
+          <w:rFonts w:ascii="Courier New" w:hAnsi="Courier New"/>
+          <w:color w:val="F05922"/>
+          <w:sz w:val="21"/>
+        </w:rPr>
+        <w:t>color: rgb(37,28,83)</w:t>
+      </w:r>
+      <w:r>
+        <w:rPr>
+          <w:sz w:val="21"/>
+        </w:rPr>
+        <w:t xml:space="preserve"> = #251C53, </w:t>
+      </w:r>
+      <w:r>
+        <w:rPr>
+          <w:rFonts w:ascii="Courier New" w:hAnsi="Courier New"/>
+          <w:color w:val="F05922"/>
+          <w:sz w:val="21"/>
+        </w:rPr>
+        <w:t>borderColor: rgb(37,28,83)</w:t>
+      </w:r>
+      <w:r>
+        <w:rPr>
+          <w:sz w:val="21"/>
+        </w:rPr>
+        <w:t xml:space="preserve">. </w:t>
+      </w:r>
+      <w:r>
+        <w:rPr>
+          <w:rFonts w:ascii="Courier New" w:hAnsi="Courier New"/>
+          <w:color w:val="F05922"/>
+          <w:sz w:val="21"/>
+        </w:rPr>
+        <w:t>btn-reboot-device</w:t>
+      </w:r>
+      <w:r>
+        <w:rPr>
+          <w:sz w:val="21"/>
+        </w:rPr>
+        <w:t xml:space="preserve"> → </w:t>
+      </w:r>
+      <w:r>
+        <w:rPr>
+          <w:rFonts w:ascii="Courier New" w:hAnsi="Courier New"/>
+          <w:color w:val="F05922"/>
+          <w:sz w:val="21"/>
+        </w:rPr>
+        <w:t>color: rgb(240,89,34)</w:t>
+      </w:r>
+      <w:r>
+        <w:rPr>
+          <w:sz w:val="21"/>
+        </w:rPr>
+        <w:t xml:space="preserve"> = #F05922, </w:t>
+      </w:r>
+      <w:r>
+        <w:rPr>
+          <w:rFonts w:ascii="Courier New" w:hAnsi="Courier New"/>
+          <w:color w:val="F05922"/>
+          <w:sz w:val="21"/>
+        </w:rPr>
+        <w:t>borderColor: rgb(240,89,34)</w:t>
+      </w:r>
+      <w:r>
+        <w:rPr>
+          <w:sz w:val="21"/>
+        </w:rPr>
+        <w:t>.</w:t>
+      </w:r>
+    </w:p>
+    <w:p>
+      <w:pPr>
+        <w:pStyle w:val="ListBullet"/>
+        <w:spacing w:after="20"/>
+        <w:ind w:left="567"/>
+      </w:pPr>
+      <w:r>
+        <w:rPr>
+          <w:sz w:val="21"/>
+        </w:rPr>
+        <w:t xml:space="preserve">UI-002 RESOLVED: </w:t>
+      </w:r>
+      <w:r>
+        <w:rPr>
+          <w:rFonts w:ascii="Courier New" w:hAnsi="Courier New"/>
+          <w:color w:val="F05922"/>
+          <w:sz w:val="21"/>
+        </w:rPr>
+        <w:t>disabled = false</w:t>
+      </w:r>
+      <w:r>
+        <w:rPr>
+          <w:sz w:val="21"/>
+        </w:rPr>
+        <w:t xml:space="preserve"> ở trạng thái nghỉ (đúng); code diff xác nhận </w:t>
+      </w:r>
+      <w:r>
+        <w:rPr>
+          <w:rFonts w:ascii="Courier New" w:hAnsi="Courier New"/>
+          <w:color w:val="F05922"/>
+          <w:sz w:val="21"/>
+        </w:rPr>
+        <w:t>disabled=true</w:t>
+      </w:r>
+      <w:r>
+        <w:rPr>
+          <w:sz w:val="21"/>
+        </w:rPr>
+        <w:t xml:space="preserve"> + spinner trước fetch + restore trong </w:t>
+      </w:r>
+      <w:r>
+        <w:rPr>
+          <w:rFonts w:ascii="Courier New" w:hAnsi="Courier New"/>
+          <w:color w:val="F05922"/>
+          <w:sz w:val="21"/>
+        </w:rPr>
+        <w:t>finally</w:t>
+      </w:r>
+      <w:r>
+        <w:rPr>
+          <w:sz w:val="21"/>
+        </w:rPr>
+        <w:t>.</w:t>
+      </w:r>
+    </w:p>
+    <w:p>
+      <w:pPr>
+        <w:pStyle w:val="ListBullet"/>
+        <w:spacing w:after="20"/>
+        <w:ind w:left="567"/>
+      </w:pPr>
+      <w:r>
+        <w:rPr>
+          <w:sz w:val="21"/>
+        </w:rPr>
+        <w:t xml:space="preserve">UI-003 RESOLVED: DOM evaluate → </w:t>
+      </w:r>
+      <w:r>
+        <w:rPr>
+          <w:rFonts w:ascii="Courier New" w:hAnsi="Courier New"/>
+          <w:color w:val="F05922"/>
+          <w:sz w:val="21"/>
+        </w:rPr>
+        <w:t>checkIconAriaHidden = "true"</w:t>
+      </w:r>
+      <w:r>
+        <w:rPr>
+          <w:sz w:val="21"/>
+        </w:rPr>
+        <w:t xml:space="preserve">, </w:t>
+      </w:r>
+      <w:r>
+        <w:rPr>
+          <w:rFonts w:ascii="Courier New" w:hAnsi="Courier New"/>
+          <w:color w:val="F05922"/>
+          <w:sz w:val="21"/>
+        </w:rPr>
+        <w:t>rebootIconAriaHidden = "true"</w:t>
+      </w:r>
+      <w:r>
+        <w:rPr>
+          <w:sz w:val="21"/>
+        </w:rPr>
+        <w:t>.</w:t>
+      </w:r>
+    </w:p>
+    <w:p>
+      <w:pPr>
+        <w:pStyle w:val="ListBullet"/>
+        <w:spacing w:after="20"/>
+        <w:ind w:left="283"/>
+      </w:pPr>
+      <w:r>
+        <w:rPr>
+          <w:sz w:val="21"/>
+        </w:rPr>
+        <w:t xml:space="preserve">Chụp 4 screenshots mới vào </w:t>
+      </w:r>
+      <w:r>
+        <w:rPr>
+          <w:rFonts w:ascii="Courier New" w:hAnsi="Courier New"/>
+          <w:color w:val="F05922"/>
+          <w:sz w:val="21"/>
+        </w:rPr>
+        <w:t>docs/ux-review/screenshots/2026-08-24/app-status-reboot-fixed-*.png</w:t>
+      </w:r>
+      <w:r>
+        <w:rPr>
+          <w:sz w:val="21"/>
+        </w:rPr>
+        <w:t>.</w:t>
+      </w:r>
+    </w:p>
+    <w:p>
+      <w:pPr>
+        <w:pStyle w:val="ListBullet"/>
+        <w:spacing w:after="20"/>
+        <w:ind w:left="283"/>
+      </w:pPr>
+      <w:r>
+        <w:rPr>
+          <w:sz w:val="21"/>
+        </w:rPr>
+        <w:t>Cập nhật report: thêm section "Re-check sau fix", đổi kết quả tổng quan → PASS.</w:t>
+      </w:r>
+    </w:p>
+    <w:p>
+      <w:pPr>
+        <w:pStyle w:val="ListBullet"/>
+        <w:spacing w:after="20"/>
+        <w:ind w:left="283"/>
+      </w:pPr>
+      <w:r>
+        <w:rPr>
+          <w:sz w:val="21"/>
+        </w:rPr>
+        <w:t>Kill app sau khi xong.</w:t>
+      </w:r>
+    </w:p>
+    <w:p>
+      <w:pPr>
         <w:pStyle w:val="Heading2"/>
         <w:spacing w:before="200" w:after="80"/>
       </w:pPr>
@@ -1108,7 +1448,7 @@
         <w:rPr>
           <w:sz w:val="21"/>
         </w:rPr>
-        <w:t>Đã làm: UX review C1–C7 done, app chạy OK, 5/5 kịch bản test pass, report + DOCX created.</w:t>
+        <w:t>Đã làm: UX review C1–C7 done, app chạy OK, 5/5 kịch bản test pass, report + DOCX created. Re-check sau fix commit 23838dc: UI-001/002/003 RESOLVED, kết luận tổng quan PASS.</w:t>
       </w:r>
     </w:p>
     <w:p>
@@ -1121,7 +1461,7 @@
         <w:rPr>
           <w:sz w:val="21"/>
         </w:rPr>
-        <w:t>do_not_redo: KHÔNG chạy lại UX review. KHÔNG test lại confirm dialog (đã verified). KHÔNG re-audit code review (STEP-3.2 đã APPROVE).</w:t>
+        <w:t>do_not_redo: KHÔNG chạy lại UX review. KHÔNG test lại confirm dialog (đã verified). KHÔNG re-audit code review (STEP-3.2 đã APPROVE). KHÔNG verify lại brand color hay aria-hidden — đã đo bằng computed style thật.</w:t>
       </w:r>
     </w:p>
     <w:p>
@@ -1153,7 +1493,7 @@
         <w:rPr>
           <w:sz w:val="21"/>
         </w:rPr>
-        <w:t>3 issue cần QA Engineer biết: UI-001 (color), UI-002 (no loading state), UI-003 (aria-hidden) — ghi nhận trong test plan nhưng KHÔNG block QA sign-off (đều Low/Medium, không phải functional blocker).</w:t>
+        <w:t>UI-001/002/003 đã RESOLVED — QA không cần test lại các issue UI này.</w:t>
       </w:r>
     </w:p>
     <w:p>
@@ -1191,7 +1531,7 @@
         <w:rPr>
           <w:sz w:val="21"/>
         </w:rPr>
-        <w:t xml:space="preserve">App port có thể thay đổi (không control được khi chạy qua </w:t>
+        <w:t xml:space="preserve">App port: dùng </w:t>
       </w:r>
       <w:r>
         <w:rPr>
@@ -1199,41 +1539,13 @@
           <w:color w:val="F05922"/>
           <w:sz w:val="21"/>
         </w:rPr>
-        <w:t>dotnet run</w:t>
+        <w:t>dotnet run --urls http://localhost:5099</w:t>
       </w:r>
       <w:r>
         <w:rPr>
           <w:sz w:val="21"/>
         </w:rPr>
-        <w:t xml:space="preserve"> background + env var không truyền được) — dùng </w:t>
-      </w:r>
-      <w:r>
-        <w:rPr>
-          <w:rFonts w:ascii="Courier New" w:hAnsi="Courier New"/>
-          <w:color w:val="F05922"/>
-          <w:sz w:val="21"/>
-        </w:rPr>
-        <w:t>dotnet run</w:t>
-      </w:r>
-      <w:r>
-        <w:rPr>
-          <w:sz w:val="21"/>
-        </w:rPr>
-        <w:t xml:space="preserve"> foreground hoặc chỉ định </w:t>
-      </w:r>
-      <w:r>
-        <w:rPr>
-          <w:rFonts w:ascii="Courier New" w:hAnsi="Courier New"/>
-          <w:color w:val="F05922"/>
-          <w:sz w:val="21"/>
-        </w:rPr>
-        <w:t>--urls</w:t>
-      </w:r>
-      <w:r>
-        <w:rPr>
-          <w:sz w:val="21"/>
-        </w:rPr>
-        <w:t xml:space="preserve"> trực tiếp trong lệnh.</w:t>
+        <w:t xml:space="preserve"> để tránh port random.</w:t>
       </w:r>
     </w:p>
     <w:p>
@@ -1314,6 +1626,32 @@
         <w:rPr>
           <w:sz w:val="21"/>
         </w:rPr>
+        <w:t xml:space="preserve">Kết luận UXR: </w:t>
+      </w:r>
+      <w:r>
+        <w:rPr>
+          <w:b/>
+          <w:sz w:val="21"/>
+        </w:rPr>
+        <w:t>PASS</w:t>
+      </w:r>
+      <w:r>
+        <w:rPr>
+          <w:sz w:val="21"/>
+        </w:rPr>
+        <w:t xml:space="preserve"> — UX sign-off hoàn tất, QA có thể tiến hành STEP-4.1.</w:t>
+      </w:r>
+    </w:p>
+    <w:p>
+      <w:pPr>
+        <w:pStyle w:val="ListBullet"/>
+        <w:spacing w:after="20"/>
+        <w:ind w:left="567"/>
+      </w:pPr>
+      <w:r>
+        <w:rPr>
+          <w:sz w:val="21"/>
+        </w:rPr>
         <w:t xml:space="preserve">URL: </w:t>
       </w:r>
       <w:r>
@@ -1328,7 +1666,7 @@
         <w:rPr>
           <w:sz w:val="21"/>
         </w:rPr>
-        <w:t xml:space="preserve"> (nếu dùng </w:t>
+        <w:t xml:space="preserve"> (dùng </w:t>
       </w:r>
       <w:r>
         <w:rPr>
@@ -1336,13 +1674,13 @@
           <w:color w:val="F05922"/>
           <w:sz w:val="21"/>
         </w:rPr>
-        <w:t>ASPNETCORE_URLS=http://localhost:5099 dotnet run</w:t>
+        <w:t>dotnet run --urls http://localhost:5099</w:t>
       </w:r>
       <w:r>
         <w:rPr>
           <w:sz w:val="21"/>
         </w:rPr>
-        <w:t>) hoặc port random nếu chạy mặc định.</w:t>
+        <w:t>).</w:t>
       </w:r>
     </w:p>
     <w:p>
@@ -1369,7 +1707,7 @@
         <w:rPr>
           <w:sz w:val="21"/>
         </w:rPr>
-        <w:t xml:space="preserve"> — đọc phần "Danh sách issue" cho context.</w:t>
+        <w:t xml:space="preserve"> — phần "Re-check sau fix" cho đầy đủ context.</w:t>
       </w:r>
     </w:p>
     <w:p>
@@ -1462,7 +1800,7 @@
         <w:rPr>
           <w:sz w:val="21"/>
         </w:rPr>
-        <w:t>Hash: (sẽ điền sau khi commit)</w:t>
+        <w:t>Hash vòng đầu: fb279b9</w:t>
       </w:r>
     </w:p>
     <w:p>
@@ -1475,7 +1813,7 @@
         <w:rPr>
           <w:sz w:val="21"/>
         </w:rPr>
-        <w:t>Đã push: No</w:t>
+        <w:t>Re-check commit: (sẽ cập nhật sau commit)</w:t>
       </w:r>
     </w:p>
     <w:p>
